--- a/8 Project Demonstration/Communication.docx
+++ b/8 Project Demonstration/Communication.docx
@@ -220,7 +220,7 @@
               <w:rPr>
                 <w:sz w:val="20"/>
               </w:rPr>
-              <w:t xml:space="preserve">02 October 2026</w:t>
+              <w:t>01/10/2026</w:t>
             </w:r>
           </w:p>
         </w:tc>
@@ -362,6 +362,58 @@
                 <w:sz w:val="20"/>
               </w:rPr>
               <w:t xml:space="preserve">PocketSmart AI</w:t>
+            </w:r>
+          </w:p>
+        </w:tc>
+      </w:tr>
+      <w:tr>
+        <w:trPr>
+          <w:trHeight w:val="399" w:hRule="atLeast"/>
+        </w:trPr>
+        <w:tc>
+          <w:tcPr>
+            <w:tcW w:w="2820" w:type="dxa"/>
+          </w:tcPr>
+          <w:p>
+            <w:pPr>
+              <w:pStyle w:val="TableParagraph"/>
+              <w:spacing w:before="101"/>
+              <w:ind w:left="127"/>
+              <w:rPr>
+                <w:rFonts w:ascii="Arial"/>
+                <w:b/>
+                <w:sz w:val="20"/>
+              </w:rPr>
+            </w:pPr>
+            <w:r>
+              <w:rPr>
+                <w:rFonts w:ascii="Arial"/>
+                <w:b/>
+                <w:sz w:val="20"/>
+              </w:rPr>
+              <w:t>Guide</w:t>
+            </w:r>
+          </w:p>
+        </w:tc>
+        <w:tc>
+          <w:tcPr>
+            <w:tcW w:w="6820" w:type="dxa"/>
+          </w:tcPr>
+          <w:p>
+            <w:pPr>
+              <w:pStyle w:val="TableParagraph"/>
+              <w:spacing w:before="101"/>
+              <w:ind w:left="143"/>
+              <w:rPr>
+                <w:sz w:val="20"/>
+              </w:rPr>
+            </w:pPr>
+            <w:r>
+              <w:rPr>
+                <w:spacing w:val="-2"/>
+                <w:sz w:val="20"/>
+              </w:rPr>
+              <w:t>N. Indumathi AP/CSE</w:t>
             </w:r>
           </w:p>
         </w:tc>
@@ -497,127 +549,7 @@
       </w:pPr>
       <w:r>
         <w:rPr/>
-        <w:t>Effective</w:t>
-      </w:r>
-      <w:r>
-        <w:rPr>
-          <w:spacing w:val="-4"/>
-        </w:rPr>
-        <w:t> </w:t>
-      </w:r>
-      <w:r>
-        <w:rPr/>
-        <w:t>communication</w:t>
-      </w:r>
-      <w:r>
-        <w:rPr>
-          <w:spacing w:val="-4"/>
-        </w:rPr>
-        <w:t> </w:t>
-      </w:r>
-      <w:r>
-        <w:rPr/>
-        <w:t>is</w:t>
-      </w:r>
-      <w:r>
-        <w:rPr>
-          <w:spacing w:val="-4"/>
-        </w:rPr>
-        <w:t> </w:t>
-      </w:r>
-      <w:r>
-        <w:rPr/>
-        <w:t>essential</w:t>
-      </w:r>
-      <w:r>
-        <w:rPr>
-          <w:spacing w:val="-4"/>
-        </w:rPr>
-        <w:t> </w:t>
-      </w:r>
-      <w:r>
-        <w:rPr/>
-        <w:t>for</w:t>
-      </w:r>
-      <w:r>
-        <w:rPr>
-          <w:spacing w:val="-4"/>
-        </w:rPr>
-        <w:t> </w:t>
-      </w:r>
-      <w:r>
-        <w:rPr/>
-        <w:t>a</w:t>
-      </w:r>
-      <w:r>
-        <w:rPr>
-          <w:spacing w:val="-4"/>
-        </w:rPr>
-        <w:t> </w:t>
-      </w:r>
-      <w:r>
-        <w:rPr/>
-        <w:t>successful</w:t>
-      </w:r>
-      <w:r>
-        <w:rPr>
-          <w:spacing w:val="-4"/>
-        </w:rPr>
-        <w:t> </w:t>
-      </w:r>
-      <w:r>
-        <w:rPr/>
-        <w:t>project</w:t>
-      </w:r>
-      <w:r>
-        <w:rPr>
-          <w:spacing w:val="-4"/>
-        </w:rPr>
-        <w:t> </w:t>
-      </w:r>
-      <w:r>
-        <w:rPr/>
-        <w:t>demonstration.</w:t>
-      </w:r>
-      <w:r>
-        <w:rPr>
-          <w:spacing w:val="-4"/>
-        </w:rPr>
-        <w:t> </w:t>
-      </w:r>
-      <w:r>
-        <w:rPr/>
-        <w:t>This</w:t>
-      </w:r>
-      <w:r>
-        <w:rPr>
-          <w:spacing w:val="-4"/>
-        </w:rPr>
-        <w:t> </w:t>
-      </w:r>
-      <w:r>
-        <w:rPr/>
-        <w:t>document</w:t>
-      </w:r>
-      <w:r>
-        <w:rPr>
-          <w:spacing w:val="-4"/>
-        </w:rPr>
-        <w:t> </w:t>
-      </w:r>
-      <w:r>
-        <w:rPr/>
-        <w:t>outlines</w:t>
-      </w:r>
-      <w:r>
-        <w:rPr>
-          <w:spacing w:val="-4"/>
-        </w:rPr>
-        <w:t> </w:t>
-      </w:r>
-      <w:r>
-        <w:rPr/>
-        <w:t>the communication strategy used within the team and with stakeholders throughout the project lifecycle, including how updates, issues, and feedback were managed.</w:t>
+        <w:t>This document describes how the team communicated during the project and how updates, issues and feedback were handled.</w:t>
       </w:r>
     </w:p>
     <w:p>
@@ -1135,7 +1067,7 @@
                 <w:rFonts w:ascii="Times New Roman"/>
                 <w:sz w:val="18"/>
               </w:rPr>
-              <w:t xml:space="preserve">Share completed work: data, models, API, UI, report</w:t>
+              <w:t>Share completed work: backend, planners, UI pages, tests, report</w:t>
             </w:r>
           </w:p>
         </w:tc>
@@ -1955,7 +1887,7 @@
                 <w:rFonts w:ascii="Times New Roman"/>
                 <w:sz w:val="18"/>
               </w:rPr>
-              <w:t xml:space="preserve">Work was split by skill: Mukilkani R P built models, API and deployment; others took frontend, documentation and data labelling</w:t>
+              <w:t>Work was split by skill: Mukilkani R P built the backend, Gemini layer, database, pages and tests; others took frontend review, documentation and data checking</w:t>
             </w:r>
           </w:p>
         </w:tc>
@@ -2093,7 +2025,7 @@
                 <w:rFonts w:ascii="Times New Roman"/>
                 <w:sz w:val="18"/>
               </w:rPr>
-              <w:t xml:space="preserve">Used a compressed 7-day plan with a fixed cut order (SARIMAX, Isolation Forest, RandomForest, then Streamlit) so the core always shipped</w:t>
+              <w:t>Used a compressed 5-day sprint plan (28 Sep to 1 Oct 2026) and finished the core features first so the working app was ready before the deadline</w:t>
             </w:r>
           </w:p>
         </w:tc>
